--- a/secure_local_data/시정지시서_SWCM-NCR-20260829-01.docx
+++ b/secure_local_data/시정지시서_SWCM-NCR-20260829-01.docx
@@ -149,7 +149,7 @@
           </w:tcPr>
           <w:p>
             <w:r>
-              <w:t>시공품질 불량 (발생위치: 지하 2층 램프 구간)</w:t>
+              <w:t>시공품질 불량 (발생위치: 지하 2층 램프 구간 버팀보 1열)</w:t>
             </w:r>
           </w:p>
         </w:tc>
@@ -211,7 +211,7 @@
         </w:rPr>
         <w:t>2. 현장 증빙 및 결함 상태</w:t>
         <w:br/>
-        <w:t xml:space="preserve">   - 증빙: 현장 사진 첨부</w:t>
+        <w:t xml:space="preserve">   - 증빙: 현장 토크렌치 실측 사진 첨부</w:t>
         <w:br/>
         <w:t xml:space="preserve">   - 기준 위반: 설계도서 및 KCS 품질관리기준 미달</w:t>
       </w:r>
